--- a/기본 술탄의 게임식 사무소 운영 시뮬.docx
+++ b/기본 술탄의 게임식 사무소 운영 시뮬.docx
@@ -1,42 +1,81 @@
 
 <file path=word/document.xml><?xml version="1.0" encoding="utf-8"?>
-<w:document xmlns:wpc="http://schemas.microsoft.com/office/word/2010/wordprocessingCanvas" xmlns:cx="http://schemas.microsoft.com/office/drawing/2014/chartex" xmlns:cx1="http://schemas.microsoft.com/office/drawing/2015/9/8/chartex" xmlns:cx2="http://schemas.microsoft.com/office/drawing/2015/10/21/chartex" xmlns:cx3="http://schemas.microsoft.com/office/drawing/2016/5/9/chartex" xmlns:cx4="http://schemas.microsoft.com/office/drawing/2016/5/10/chartex" xmlns:cx5="http://schemas.microsoft.com/office/drawing/2016/5/11/chartex" xmlns:cx6="http://schemas.microsoft.com/office/drawing/2016/5/12/chartex" xmlns:cx7="http://schemas.microsoft.com/office/drawing/2016/5/13/chartex" xmlns:cx8="http://schemas.microsoft.com/office/drawing/2016/5/14/chartex" xmlns:mc="http://schemas.openxmlformats.org/markup-compatibility/2006" xmlns:aink="http://schemas.microsoft.com/office/drawing/2016/ink" xmlns:am3d="http://schemas.microsoft.com/office/drawing/2017/model3d" xmlns:o="urn:schemas-microsoft-com:office:office" xmlns:oel="http://schemas.microsoft.com/office/2019/extlst" xmlns:r="http://schemas.openxmlformats.org/officeDocument/2006/relationships" xmlns:m="http://schemas.openxmlformats.org/officeDocument/2006/math" xmlns:v="urn:schemas-microsoft-com:vml" xmlns:wp14="http://schemas.microsoft.com/office/word/2010/wordprocessingDrawing" xmlns:wp="http://schemas.openxmlformats.org/drawingml/2006/wordprocessingDrawing" xmlns:w10="urn:schemas-microsoft-com:office:word" xmlns:w="http://schemas.openxmlformats.org/wordprocessingml/2006/main" xmlns:w14="http://schemas.microsoft.com/office/word/2010/wordml" xmlns:w15="http://schemas.microsoft.com/office/word/2012/wordml" xmlns:w16cei="http://schemas.microsoft.com/office/word/2026/wordml/cei" xmlns:w16cex="http://schemas.microsoft.com/office/word/2018/wordml/cex" xmlns:w16cid="http://schemas.microsoft.com/office/word/2016/wordml/cid" xmlns:w16="http://schemas.microsoft.com/office/word/2018/wordml" xmlns:w16du="http://schemas.microsoft.com/office/word/2023/wordml/word16du" xmlns:w16sdtdh="http://schemas.microsoft.com/office/word/2020/wordml/sdtdatahash" xmlns:w16sdtfl="http://schemas.microsoft.com/office/word/2024/wordml/sdtformatlock" xmlns:w16se="http://schemas.microsoft.com/office/word/2015/wordml/symex" xmlns:wpg="http://schemas.microsoft.com/office/word/2010/wordprocessingGroup" xmlns:wpi="http://schemas.microsoft.com/office/word/2010/wordprocessingInk" xmlns:wne="http://schemas.microsoft.com/office/word/2006/wordml" xmlns:wps="http://schemas.microsoft.com/office/word/2010/wordprocessingShape" mc:Ignorable="w14 w15 w16se w16cid w16 w16cex w16sdtdh w16sdtfl w16du wp14">
+<w:document xmlns:wpc="http://schemas.microsoft.com/office/word/2010/wordprocessingCanvas" xmlns:cx="http://schemas.microsoft.com/office/drawing/2014/chartex" xmlns:cx1="http://schemas.microsoft.com/office/drawing/2015/9/8/chartex" xmlns:cx2="http://schemas.microsoft.com/office/drawing/2015/10/21/chartex" xmlns:cx3="http://schemas.microsoft.com/office/drawing/2016/5/9/chartex" xmlns:cx4="http://schemas.microsoft.com/office/drawing/2016/5/10/chartex" xmlns:cx5="http://schemas.microsoft.com/office/drawing/2016/5/11/chartex" xmlns:cx6="http://schemas.microsoft.com/office/drawing/2016/5/12/chartex" xmlns:cx7="http://schemas.microsoft.com/office/drawing/2016/5/13/chartex" xmlns:cx8="http://schemas.microsoft.com/office/drawing/2016/5/14/chartex" xmlns:mc="http://schemas.openxmlformats.org/markup-compatibility/2006" xmlns:aink="http://schemas.microsoft.com/office/drawing/2016/ink" xmlns:am3d="http://schemas.microsoft.com/office/drawing/2017/model3d" xmlns:o="urn:schemas-microsoft-com:office:office" xmlns:oel="http://schemas.microsoft.com/office/2019/extlst" xmlns:r="http://schemas.openxmlformats.org/officeDocument/2006/relationships" xmlns:m="http://schemas.openxmlformats.org/officeDocument/2006/math" xmlns:v="urn:schemas-microsoft-com:vml" xmlns:wp14="http://schemas.microsoft.com/office/word/2010/wordprocessingDrawing" xmlns:wp="http://schemas.openxmlformats.org/drawingml/2006/wordprocessingDrawing" xmlns:w10="urn:schemas-microsoft-com:office:word" xmlns:w="http://schemas.openxmlformats.org/wordprocessingml/2006/main" xmlns:w14="http://schemas.microsoft.com/office/word/2010/wordml" xmlns:w15="http://schemas.microsoft.com/office/word/2012/wordml" xmlns:w16cex="http://schemas.microsoft.com/office/word/2018/wordml/cex" xmlns:w16cid="http://schemas.microsoft.com/office/word/2016/wordml/cid" xmlns:w16="http://schemas.microsoft.com/office/word/2018/wordml" xmlns:w16du="http://schemas.microsoft.com/office/word/2023/wordml/word16du" xmlns:w16sdtdh="http://schemas.microsoft.com/office/word/2020/wordml/sdtdatahash" xmlns:w16sdtfl="http://schemas.microsoft.com/office/word/2024/wordml/sdtformatlock" xmlns:w16se="http://schemas.microsoft.com/office/word/2015/wordml/symex" xmlns:wpg="http://schemas.microsoft.com/office/word/2010/wordprocessingGroup" xmlns:wpi="http://schemas.microsoft.com/office/word/2010/wordprocessingInk" xmlns:wne="http://schemas.microsoft.com/office/word/2006/wordml" xmlns:wps="http://schemas.microsoft.com/office/word/2010/wordprocessingShape" mc:Ignorable="w14 w15 w16se w16cid w16 w16cex w16sdtdh w16sdtfl w16du wp14">
   <w:body>
     <w:p>
       <w:r>
         <w:rPr>
           <w:rFonts w:hint="eastAsia"/>
         </w:rPr>
-        <w:t>기본 술탄의 게임식 사무소 운영 시뮬</w:t>
-      </w:r>
-    </w:p>
-    <w:p/>
-    <w:p>
-      <w:pPr>
-        <w:rPr>
-          <w:rFonts w:hint="eastAsia"/>
-        </w:rPr>
-      </w:pPr>
-      <w:r>
-        <w:rPr>
-          <w:rFonts w:hint="eastAsia"/>
-        </w:rPr>
-        <w:t>시대적 배경 현대식 어반 판타지</w:t>
-      </w:r>
-      <w:r>
-        <w:rPr>
-          <w:rFonts w:hint="eastAsia"/>
-        </w:rPr>
-        <w:t xml:space="preserve"> 현대이나 디스토피아적 성향이 있음</w:t>
-      </w:r>
-    </w:p>
-    <w:p>
-      <w:pPr>
-        <w:rPr>
-          <w:rFonts w:hint="eastAsia"/>
-        </w:rPr>
-      </w:pPr>
-    </w:p>
+        <w:t xml:space="preserve">기본 술탄의 </w:t>
+      </w:r>
+      <w:proofErr w:type="spellStart"/>
+      <w:r>
+        <w:rPr>
+          <w:rFonts w:hint="eastAsia"/>
+        </w:rPr>
+        <w:t>게임식</w:t>
+      </w:r>
+      <w:proofErr w:type="spellEnd"/>
+      <w:r>
+        <w:rPr>
+          <w:rFonts w:hint="eastAsia"/>
+        </w:rPr>
+        <w:t xml:space="preserve"> 사무소 운영 </w:t>
+      </w:r>
+      <w:proofErr w:type="spellStart"/>
+      <w:r>
+        <w:rPr>
+          <w:rFonts w:hint="eastAsia"/>
+        </w:rPr>
+        <w:t>시뮬</w:t>
+      </w:r>
+      <w:proofErr w:type="spellEnd"/>
+    </w:p>
+    <w:p/>
+    <w:p>
+      <w:r>
+        <w:rPr>
+          <w:rFonts w:hint="eastAsia"/>
+        </w:rPr>
+        <w:t xml:space="preserve">시대적 배경 현대식 </w:t>
+      </w:r>
+      <w:proofErr w:type="spellStart"/>
+      <w:r>
+        <w:rPr>
+          <w:rFonts w:hint="eastAsia"/>
+        </w:rPr>
+        <w:t>어반</w:t>
+      </w:r>
+      <w:proofErr w:type="spellEnd"/>
+      <w:r>
+        <w:rPr>
+          <w:rFonts w:hint="eastAsia"/>
+        </w:rPr>
+        <w:t xml:space="preserve"> 판타지</w:t>
+      </w:r>
+      <w:r>
+        <w:rPr>
+          <w:rFonts w:hint="eastAsia"/>
+        </w:rPr>
+        <w:t xml:space="preserve"> 현대이나 </w:t>
+      </w:r>
+      <w:proofErr w:type="spellStart"/>
+      <w:r>
+        <w:rPr>
+          <w:rFonts w:hint="eastAsia"/>
+        </w:rPr>
+        <w:t>디스토피아적</w:t>
+      </w:r>
+      <w:proofErr w:type="spellEnd"/>
+      <w:r>
+        <w:rPr>
+          <w:rFonts w:hint="eastAsia"/>
+        </w:rPr>
+        <w:t xml:space="preserve"> 성향이 있음</w:t>
+      </w:r>
+    </w:p>
+    <w:p/>
     <w:p>
       <w:r>
         <w:rPr>
@@ -51,7 +90,21 @@
         <w:rPr>
           <w:rFonts w:hint="eastAsia"/>
         </w:rPr>
-        <w:t>게임진행 :매일 랜덤한 사건(의뢰) 발생 플레이어는 가진 카드를 활용하여 가능한 원하는 만큼 사건(의뢰)를 해결 가능</w:t>
+        <w:t xml:space="preserve">게임진행 :매일 </w:t>
+      </w:r>
+      <w:proofErr w:type="spellStart"/>
+      <w:r>
+        <w:rPr>
+          <w:rFonts w:hint="eastAsia"/>
+        </w:rPr>
+        <w:t>랜덤한</w:t>
+      </w:r>
+      <w:proofErr w:type="spellEnd"/>
+      <w:r>
+        <w:rPr>
+          <w:rFonts w:hint="eastAsia"/>
+        </w:rPr>
+        <w:t xml:space="preserve"> 사건(의뢰) 발생 플레이어는 가진 카드를 활용하여 가능한 원하는 만큼 사건(의뢰)를 해결 가능</w:t>
       </w:r>
     </w:p>
     <w:p/>
@@ -69,7 +122,21 @@
         <w:rPr>
           <w:rFonts w:hint="eastAsia"/>
         </w:rPr>
-        <w:t>인물 카드의 요소, 스텟(힘, 민첩, 지능, 매력), 스킬, 성장치,</w:t>
+        <w:t xml:space="preserve">인물 카드의 요소, </w:t>
+      </w:r>
+      <w:proofErr w:type="spellStart"/>
+      <w:r>
+        <w:rPr>
+          <w:rFonts w:hint="eastAsia"/>
+        </w:rPr>
+        <w:t>스텟</w:t>
+      </w:r>
+      <w:proofErr w:type="spellEnd"/>
+      <w:r>
+        <w:rPr>
+          <w:rFonts w:hint="eastAsia"/>
+        </w:rPr>
+        <w:t>(힘, 민첩, 지능, 매력), 스킬, 성장치,</w:t>
       </w:r>
       <w:r>
         <w:rPr>
@@ -85,11 +152,6 @@
       </w:r>
     </w:p>
     <w:p>
-      <w:pPr>
-        <w:rPr>
-          <w:rFonts w:hint="eastAsia"/>
-        </w:rPr>
-      </w:pPr>
       <w:r>
         <w:rPr>
           <w:rFonts w:hint="eastAsia"/>
@@ -100,16 +162,58 @@
         <w:rPr>
           <w:rFonts w:hint="eastAsia"/>
         </w:rPr>
-        <w:t xml:space="preserve"> 고유인물은 고유한 스킬과 성장치와 스토리를 가지고 특정 방법으로 입수 가능, 일반 인물은 매일 4명씩 오는 고용소에서 랜덤으로 정해지는 스텟과 스킬 직업 을 가지고 있음</w:t>
-      </w:r>
-    </w:p>
-    <w:p/>
-    <w:p>
-      <w:r>
-        <w:rPr>
-          <w:rFonts w:hint="eastAsia"/>
-        </w:rPr>
-        <w:t>장비 카드, 인물에 부착하여 사용(탈착이 자유로움), 장착하면 장비의 스텟만큼 능력치가 올라가고 대부분이 스텟만 가졌으나 일부 스킬을 가진 장비도 있음</w:t>
+        <w:t xml:space="preserve"> 고유인물은 고유한 스킬과 성장치와 스토리를 가지고 특정 방법으로 입수 가능, 일반 인물은 매일 4명씩 오는 고용소에서 랜덤으로 정해지는 </w:t>
+      </w:r>
+      <w:proofErr w:type="spellStart"/>
+      <w:r>
+        <w:rPr>
+          <w:rFonts w:hint="eastAsia"/>
+        </w:rPr>
+        <w:t>스텟과</w:t>
+      </w:r>
+      <w:proofErr w:type="spellEnd"/>
+      <w:r>
+        <w:rPr>
+          <w:rFonts w:hint="eastAsia"/>
+        </w:rPr>
+        <w:t xml:space="preserve"> 스킬 직업 을 가지고 있음</w:t>
+      </w:r>
+    </w:p>
+    <w:p/>
+    <w:p>
+      <w:r>
+        <w:rPr>
+          <w:rFonts w:hint="eastAsia"/>
+        </w:rPr>
+        <w:t xml:space="preserve">장비 카드, 인물에 부착하여 사용(탈착이 자유로움), 장착하면 장비의 </w:t>
+      </w:r>
+      <w:proofErr w:type="spellStart"/>
+      <w:r>
+        <w:rPr>
+          <w:rFonts w:hint="eastAsia"/>
+        </w:rPr>
+        <w:t>스텟만큼</w:t>
+      </w:r>
+      <w:proofErr w:type="spellEnd"/>
+      <w:r>
+        <w:rPr>
+          <w:rFonts w:hint="eastAsia"/>
+        </w:rPr>
+        <w:t xml:space="preserve"> 능력치가 올라가고 대부분이 </w:t>
+      </w:r>
+      <w:proofErr w:type="spellStart"/>
+      <w:r>
+        <w:rPr>
+          <w:rFonts w:hint="eastAsia"/>
+        </w:rPr>
+        <w:t>스텟만</w:t>
+      </w:r>
+      <w:proofErr w:type="spellEnd"/>
+      <w:r>
+        <w:rPr>
+          <w:rFonts w:hint="eastAsia"/>
+        </w:rPr>
+        <w:t xml:space="preserve"> 가졌으나 일부 스킬을 가진 장비도 있음</w:t>
       </w:r>
       <w:r>
         <w:br/>
@@ -121,7 +225,21 @@
         <w:rPr>
           <w:rFonts w:hint="eastAsia"/>
         </w:rPr>
-        <w:t>소비: 물약이나 정보 같은 카드들: 일시적인 사건 해결에 도움을 주거나 인물 카드에 영구적인 스텟 버프를 주거나 스킬을 추가하는 등 효과는 다양하다</w:t>
+        <w:t xml:space="preserve">소비: 물약이나 정보 같은 카드들: 일시적인 사건 해결에 도움을 주거나 인물 카드에 영구적인 </w:t>
+      </w:r>
+      <w:proofErr w:type="spellStart"/>
+      <w:r>
+        <w:rPr>
+          <w:rFonts w:hint="eastAsia"/>
+        </w:rPr>
+        <w:t>스텟</w:t>
+      </w:r>
+      <w:proofErr w:type="spellEnd"/>
+      <w:r>
+        <w:rPr>
+          <w:rFonts w:hint="eastAsia"/>
+        </w:rPr>
+        <w:t xml:space="preserve"> 버프를 주거나 스킬을 추가하는 등 효과는 다양하다</w:t>
       </w:r>
     </w:p>
     <w:p/>
@@ -135,16 +253,25 @@
     </w:p>
     <w:p/>
     <w:p>
-      <w:pPr>
-        <w:rPr>
-          <w:rFonts w:hint="eastAsia"/>
-        </w:rPr>
-      </w:pPr>
-      <w:r>
-        <w:rPr>
-          <w:rFonts w:hint="eastAsia"/>
-        </w:rPr>
-        <w:t>의뢰는 완료까지의 일차가 모두 다르며 그에 따른 보상또한 상이하다 의뢰별로 요구하는 능력치가 다르며</w:t>
+      <w:r>
+        <w:rPr>
+          <w:rFonts w:hint="eastAsia"/>
+        </w:rPr>
+        <w:t xml:space="preserve">의뢰는 완료까지의 일차가 모두 다르며 그에 따른 </w:t>
+      </w:r>
+      <w:proofErr w:type="spellStart"/>
+      <w:r>
+        <w:rPr>
+          <w:rFonts w:hint="eastAsia"/>
+        </w:rPr>
+        <w:t>보상또한</w:t>
+      </w:r>
+      <w:proofErr w:type="spellEnd"/>
+      <w:r>
+        <w:rPr>
+          <w:rFonts w:hint="eastAsia"/>
+        </w:rPr>
+        <w:t xml:space="preserve"> 상이하다 의뢰별로 요구하는 능력치가 다르며</w:t>
       </w:r>
       <w:r>
         <w:rPr>
@@ -186,19 +313,377 @@
     </w:p>
     <w:p/>
     <w:p>
+      <w:r>
+        <w:rPr>
+          <w:rFonts w:hint="eastAsia"/>
+        </w:rPr>
+        <w:t xml:space="preserve">이벤트 의뢰: </w:t>
+      </w:r>
+      <w:proofErr w:type="spellStart"/>
+      <w:r>
+        <w:rPr>
+          <w:rFonts w:hint="eastAsia"/>
+        </w:rPr>
+        <w:t>간혈적으로</w:t>
+      </w:r>
+      <w:proofErr w:type="spellEnd"/>
+      <w:r>
+        <w:rPr>
+          <w:rFonts w:hint="eastAsia"/>
+        </w:rPr>
+        <w:t xml:space="preserve"> 랜덤하게 발생하는 이벤트로 결과에 따라 다른 보상을 준다, 이벤트 의뢰는 수주하지 않을 시 재발 될 수 있으며, 만약 수주했을 경우 대부분의 경우 재발하지 않는다</w:t>
+      </w:r>
+      <w:r>
+        <w:br/>
+      </w:r>
+    </w:p>
+    <w:p/>
+    <w:p>
+      <w:r>
+        <w:rPr>
+          <w:rFonts w:hint="eastAsia"/>
+        </w:rPr>
+        <w:t xml:space="preserve">추가: 인물카드에 종족 추가 </w:t>
+      </w:r>
+      <w:r>
+        <w:rPr>
+          <w:rFonts w:hint="eastAsia"/>
+        </w:rPr>
+        <w:t>4</w:t>
+      </w:r>
+      <w:r>
+        <w:rPr>
+          <w:rFonts w:hint="eastAsia"/>
+        </w:rPr>
+        <w:t xml:space="preserve">종류로 각각 고유한 </w:t>
+      </w:r>
+      <w:proofErr w:type="spellStart"/>
+      <w:r>
+        <w:rPr>
+          <w:rFonts w:hint="eastAsia"/>
+        </w:rPr>
+        <w:t>종족스킬과</w:t>
+      </w:r>
+      <w:proofErr w:type="spellEnd"/>
+      <w:r>
+        <w:rPr>
+          <w:rFonts w:hint="eastAsia"/>
+        </w:rPr>
+        <w:t xml:space="preserve"> 고유 성장치를 가지고 있음 예를 들어서 </w:t>
+      </w:r>
+      <w:proofErr w:type="spellStart"/>
+      <w:r>
+        <w:rPr>
+          <w:rFonts w:hint="eastAsia"/>
+        </w:rPr>
+        <w:t>에반이라는</w:t>
+      </w:r>
+      <w:proofErr w:type="spellEnd"/>
+      <w:r>
+        <w:rPr>
+          <w:rFonts w:hint="eastAsia"/>
+        </w:rPr>
+        <w:t xml:space="preserve"> 인간과 자크라는 </w:t>
+      </w:r>
+      <w:proofErr w:type="spellStart"/>
+      <w:r>
+        <w:rPr>
+          <w:rFonts w:hint="eastAsia"/>
+        </w:rPr>
+        <w:t>바르가</w:t>
+      </w:r>
+      <w:proofErr w:type="spellEnd"/>
+      <w:r>
+        <w:rPr>
+          <w:rFonts w:hint="eastAsia"/>
+        </w:rPr>
+        <w:t xml:space="preserve"> 가</w:t>
+      </w:r>
+      <w:r>
+        <w:rPr>
+          <w:rFonts w:hint="eastAsia"/>
+        </w:rPr>
+        <w:t xml:space="preserve"> 있다고 하자 둘 다 직업으로 전사를 가지고 있다</w:t>
+      </w:r>
+    </w:p>
+    <w:p/>
+    <w:p>
+      <w:proofErr w:type="spellStart"/>
+      <w:r>
+        <w:rPr>
+          <w:rFonts w:hint="eastAsia"/>
+        </w:rPr>
+        <w:t>에반의</w:t>
+      </w:r>
+      <w:proofErr w:type="spellEnd"/>
+      <w:r>
+        <w:rPr>
+          <w:rFonts w:hint="eastAsia"/>
+        </w:rPr>
+        <w:t xml:space="preserve"> 종족인 인간은 모든 성장치가 100인 인간으로 근력 성장치가 기본 100에 전사의 근력 성장치인 90을 더해 합해서 190이 된다</w:t>
+      </w:r>
+    </w:p>
+    <w:p/>
+    <w:p>
+      <w:r>
+        <w:rPr>
+          <w:rFonts w:hint="eastAsia"/>
+        </w:rPr>
+        <w:t xml:space="preserve">반면 자크는 </w:t>
+      </w:r>
+      <w:proofErr w:type="spellStart"/>
+      <w:r>
+        <w:rPr>
+          <w:rFonts w:hint="eastAsia"/>
+        </w:rPr>
+        <w:t>바르가</w:t>
+      </w:r>
+      <w:r>
+        <w:rPr>
+          <w:rFonts w:hint="eastAsia"/>
+        </w:rPr>
+        <w:t>로</w:t>
+      </w:r>
+      <w:proofErr w:type="spellEnd"/>
+      <w:r>
+        <w:rPr>
+          <w:rFonts w:hint="eastAsia"/>
+        </w:rPr>
+        <w:t xml:space="preserve"> 근력 성장치가 130인 대신에 다른 성장치가 낮다 그렇기에 자크의 성장치는 기본 130 에 전사의 근력 성장치인 90에 더해 220이다</w:t>
+      </w:r>
+    </w:p>
+    <w:p/>
+    <w:p>
+      <w:r>
+        <w:rPr>
+          <w:rFonts w:hint="eastAsia"/>
+        </w:rPr>
+        <w:t>인간</w:t>
+      </w:r>
+    </w:p>
+    <w:p/>
+    <w:p>
       <w:pPr>
         <w:rPr>
           <w:rFonts w:hint="eastAsia"/>
         </w:rPr>
       </w:pPr>
-      <w:r>
-        <w:rPr>
-          <w:rFonts w:hint="eastAsia"/>
-        </w:rPr>
-        <w:t>이벤트 의뢰: 간혈적으로 랜덤하게 발생하는 이벤트로 결과에 따라 다른 보상을 준다, 이벤트 의뢰는 수주하지 않을 시 재발 될 수 있으며, 만약 수주했을 경우 대부분의 경우 재발하지 않는다</w:t>
-      </w:r>
-      <w:r>
-        <w:br/>
+      <w:proofErr w:type="spellStart"/>
+      <w:r>
+        <w:rPr>
+          <w:rFonts w:hint="eastAsia"/>
+        </w:rPr>
+        <w:t>실바르</w:t>
+      </w:r>
+      <w:proofErr w:type="spellEnd"/>
+      <w:r>
+        <w:rPr>
+          <w:rFonts w:hint="eastAsia"/>
+        </w:rPr>
+        <w:t xml:space="preserve"> 동물의 특징이 인간에 나타난 모습으로 흔히 수인이라고도 불리기도 하다 오래전부터 야생신을 섬기던 인간들로 자연과의 친화력이 뛰어나며 민첩하다</w:t>
+      </w:r>
+    </w:p>
+    <w:p/>
+    <w:p>
+      <w:pPr>
+        <w:rPr>
+          <w:rFonts w:hint="eastAsia"/>
+        </w:rPr>
+      </w:pPr>
+      <w:proofErr w:type="spellStart"/>
+      <w:r>
+        <w:rPr>
+          <w:rFonts w:hint="eastAsia"/>
+        </w:rPr>
+        <w:t>바르가</w:t>
+      </w:r>
+      <w:proofErr w:type="spellEnd"/>
+      <w:r>
+        <w:rPr>
+          <w:rFonts w:hint="eastAsia"/>
+        </w:rPr>
+        <w:t xml:space="preserve"> </w:t>
+      </w:r>
+      <w:r>
+        <w:rPr>
+          <w:rFonts w:hint="eastAsia"/>
+        </w:rPr>
+        <w:t xml:space="preserve">악마의 노예였다가 해방된 인간들로 인간과 외관상 큰 차이는 없으나 덩치가 크고 악마의 의한 타락 때문에 정신이 붕괴되었던 여파 </w:t>
+      </w:r>
+      <w:proofErr w:type="spellStart"/>
+      <w:r>
+        <w:rPr>
+          <w:rFonts w:hint="eastAsia"/>
+        </w:rPr>
+        <w:t>떄문에</w:t>
+      </w:r>
+      <w:proofErr w:type="spellEnd"/>
+      <w:r>
+        <w:rPr>
+          <w:rFonts w:hint="eastAsia"/>
+        </w:rPr>
+        <w:t xml:space="preserve"> 종족 단위로 광증에 시달려 신체능력은 높으나 지능이 낮다</w:t>
+      </w:r>
+    </w:p>
+    <w:p>
+      <w:pPr>
+        <w:rPr>
+          <w:rFonts w:hint="eastAsia"/>
+        </w:rPr>
+      </w:pPr>
+      <w:proofErr w:type="spellStart"/>
+      <w:r>
+        <w:rPr>
+          <w:rFonts w:hint="eastAsia"/>
+        </w:rPr>
+        <w:lastRenderedPageBreak/>
+        <w:t>에이도르</w:t>
+      </w:r>
+      <w:proofErr w:type="spellEnd"/>
+      <w:r>
+        <w:rPr>
+          <w:rFonts w:hint="eastAsia"/>
+        </w:rPr>
+        <w:t xml:space="preserve"> 마력이 강한 </w:t>
+      </w:r>
+      <w:proofErr w:type="spellStart"/>
+      <w:r>
+        <w:rPr>
+          <w:rFonts w:hint="eastAsia"/>
+        </w:rPr>
+        <w:t>마도구</w:t>
+      </w:r>
+      <w:proofErr w:type="spellEnd"/>
+      <w:r>
+        <w:rPr>
+          <w:rFonts w:hint="eastAsia"/>
+        </w:rPr>
+        <w:t xml:space="preserve"> 자아를 깨우치며 나타난 존재들이며 </w:t>
+      </w:r>
+      <w:proofErr w:type="spellStart"/>
+      <w:r>
+        <w:rPr>
+          <w:rFonts w:hint="eastAsia"/>
+        </w:rPr>
+        <w:t>영혼체이고</w:t>
+      </w:r>
+      <w:proofErr w:type="spellEnd"/>
+      <w:r>
+        <w:rPr>
+          <w:rFonts w:hint="eastAsia"/>
+        </w:rPr>
+        <w:t xml:space="preserve"> 주변 사물을 장악해 자신의 육신으로 만들어 사용한다, 신체적인 강도는 한없이 낮지만 마법적인 능력은 뛰어나며 지능이 높다</w:t>
+      </w:r>
+    </w:p>
+    <w:p/>
+    <w:p/>
+    <w:p>
+      <w:r>
+        <w:rPr>
+          <w:rFonts w:hint="eastAsia"/>
+        </w:rPr>
+        <w:t>직업:</w:t>
+      </w:r>
+    </w:p>
+    <w:p/>
+    <w:p>
+      <w:r>
+        <w:rPr>
+          <w:rFonts w:hint="eastAsia"/>
+        </w:rPr>
+        <w:t xml:space="preserve">전사 </w:t>
+      </w:r>
+    </w:p>
+    <w:p/>
+    <w:p>
+      <w:pPr>
+        <w:rPr>
+          <w:rFonts w:hint="eastAsia"/>
+        </w:rPr>
+      </w:pPr>
+      <w:r>
+        <w:rPr>
+          <w:rFonts w:hint="eastAsia"/>
+        </w:rPr>
+        <w:t>궁수</w:t>
+      </w:r>
+    </w:p>
+    <w:p>
+      <w:pPr>
+        <w:rPr>
+          <w:rFonts w:hint="eastAsia"/>
+        </w:rPr>
+      </w:pPr>
+    </w:p>
+    <w:p>
+      <w:r>
+        <w:rPr>
+          <w:rFonts w:hint="eastAsia"/>
+        </w:rPr>
+        <w:t>마법사</w:t>
+      </w:r>
+    </w:p>
+    <w:p/>
+    <w:p>
+      <w:r>
+        <w:rPr>
+          <w:rFonts w:hint="eastAsia"/>
+        </w:rPr>
+        <w:t>성직자</w:t>
+      </w:r>
+    </w:p>
+    <w:p/>
+    <w:p>
+      <w:pPr>
+        <w:rPr>
+          <w:rFonts w:hint="eastAsia"/>
+        </w:rPr>
+      </w:pPr>
+      <w:r>
+        <w:rPr>
+          <w:rFonts w:hint="eastAsia"/>
+        </w:rPr>
+        <w:t>도적</w:t>
+      </w:r>
+    </w:p>
+    <w:p/>
+    <w:p>
+      <w:r>
+        <w:rPr>
+          <w:rFonts w:hint="eastAsia"/>
+        </w:rPr>
+        <w:t>재주꾼</w:t>
+      </w:r>
+    </w:p>
+    <w:p/>
+    <w:p>
+      <w:pPr>
+        <w:rPr>
+          <w:rFonts w:hint="eastAsia"/>
+        </w:rPr>
+      </w:pPr>
+      <w:r>
+        <w:rPr>
+          <w:rFonts w:hint="eastAsia"/>
+        </w:rPr>
+        <w:t xml:space="preserve">위 6가지가 </w:t>
+      </w:r>
+      <w:proofErr w:type="spellStart"/>
+      <w:r>
+        <w:rPr>
+          <w:rFonts w:hint="eastAsia"/>
+        </w:rPr>
+        <w:t>기본직업이고</w:t>
+      </w:r>
+      <w:proofErr w:type="spellEnd"/>
+      <w:r>
+        <w:rPr>
+          <w:rFonts w:hint="eastAsia"/>
+        </w:rPr>
+        <w:t xml:space="preserve"> 여기서 상위 직업으로 전직 가능</w:t>
+      </w:r>
+      <w:r>
+        <w:tab/>
       </w:r>
     </w:p>
     <w:sectPr>

--- a/기본 술탄의 게임식 사무소 운영 시뮬.docx
+++ b/기본 술탄의 게임식 사무소 운영 시뮬.docx
@@ -86,11 +86,19 @@
     </w:p>
     <w:p/>
     <w:p>
-      <w:r>
-        <w:rPr>
-          <w:rFonts w:hint="eastAsia"/>
-        </w:rPr>
-        <w:t xml:space="preserve">게임진행 :매일 </w:t>
+      <w:proofErr w:type="gramStart"/>
+      <w:r>
+        <w:rPr>
+          <w:rFonts w:hint="eastAsia"/>
+        </w:rPr>
+        <w:t>게임진행 :매일</w:t>
+      </w:r>
+      <w:proofErr w:type="gramEnd"/>
+      <w:r>
+        <w:rPr>
+          <w:rFonts w:hint="eastAsia"/>
+        </w:rPr>
+        <w:t xml:space="preserve"> </w:t>
       </w:r>
       <w:proofErr w:type="spellStart"/>
       <w:r>
@@ -113,7 +121,21 @@
         <w:rPr>
           <w:rFonts w:hint="eastAsia"/>
         </w:rPr>
-        <w:t>카드의 종류 : 인물 장비 소비</w:t>
+        <w:t xml:space="preserve">카드의 </w:t>
+      </w:r>
+      <w:proofErr w:type="gramStart"/>
+      <w:r>
+        <w:rPr>
+          <w:rFonts w:hint="eastAsia"/>
+        </w:rPr>
+        <w:t>종류 :</w:t>
+      </w:r>
+      <w:proofErr w:type="gramEnd"/>
+      <w:r>
+        <w:rPr>
+          <w:rFonts w:hint="eastAsia"/>
+        </w:rPr>
+        <w:t xml:space="preserve"> 인물 장비 소비</w:t>
       </w:r>
     </w:p>
     <w:p/>
@@ -136,13 +158,27 @@
         <w:rPr>
           <w:rFonts w:hint="eastAsia"/>
         </w:rPr>
-        <w:t>(힘, 민첩, 지능, 매력), 스킬, 성장치,</w:t>
-      </w:r>
-      <w:r>
-        <w:rPr>
-          <w:rFonts w:hint="eastAsia"/>
-        </w:rPr>
-        <w:t>임금,</w:t>
+        <w:t xml:space="preserve">(힘, 민첩, 지능, 매력), 스킬, </w:t>
+      </w:r>
+      <w:proofErr w:type="gramStart"/>
+      <w:r>
+        <w:rPr>
+          <w:rFonts w:hint="eastAsia"/>
+        </w:rPr>
+        <w:t>성장치,</w:t>
+      </w:r>
+      <w:r>
+        <w:rPr>
+          <w:rFonts w:hint="eastAsia"/>
+        </w:rPr>
+        <w:t>임금</w:t>
+      </w:r>
+      <w:proofErr w:type="gramEnd"/>
+      <w:r>
+        <w:rPr>
+          <w:rFonts w:hint="eastAsia"/>
+        </w:rPr>
+        <w:t>,</w:t>
       </w:r>
       <w:r>
         <w:rPr>
@@ -176,7 +212,21 @@
         <w:rPr>
           <w:rFonts w:hint="eastAsia"/>
         </w:rPr>
-        <w:t xml:space="preserve"> 스킬 직업 을 가지고 있음</w:t>
+        <w:t xml:space="preserve"> 스킬 </w:t>
+      </w:r>
+      <w:proofErr w:type="gramStart"/>
+      <w:r>
+        <w:rPr>
+          <w:rFonts w:hint="eastAsia"/>
+        </w:rPr>
+        <w:t>직업 을</w:t>
+      </w:r>
+      <w:proofErr w:type="gramEnd"/>
+      <w:r>
+        <w:rPr>
+          <w:rFonts w:hint="eastAsia"/>
+        </w:rPr>
+        <w:t xml:space="preserve"> 가지고 있음</w:t>
       </w:r>
     </w:p>
     <w:p/>
@@ -283,7 +333,21 @@
         <w:rPr>
           <w:rFonts w:hint="eastAsia"/>
         </w:rPr>
-        <w:t>, 의뢰는 유효기간이 있으며, 일부 의뢰는 유효기간 만료 되어도 나중에 재발 가능하다.</w:t>
+        <w:t xml:space="preserve">, 의뢰는 유효기간이 있으며, 일부 의뢰는 유효기간 </w:t>
+      </w:r>
+      <w:proofErr w:type="gramStart"/>
+      <w:r>
+        <w:rPr>
+          <w:rFonts w:hint="eastAsia"/>
+        </w:rPr>
+        <w:t>만료 되어도</w:t>
+      </w:r>
+      <w:proofErr w:type="gramEnd"/>
+      <w:r>
+        <w:rPr>
+          <w:rFonts w:hint="eastAsia"/>
+        </w:rPr>
+        <w:t xml:space="preserve"> 나중에 재발 가능하다.</w:t>
       </w:r>
     </w:p>
     <w:p/>
@@ -293,16 +357,44 @@
           <w:rFonts w:hint="eastAsia"/>
         </w:rPr>
         <w:lastRenderedPageBreak/>
-        <w:t xml:space="preserve">스토리 의뢰: 스토리가 함께 엮여 있는 의뢰로 보통 의뢰 스토리 의뢰가 완료 되면 다음 스토리의뢰가 나오는 식 </w:t>
-      </w:r>
-    </w:p>
-    <w:p/>
-    <w:p>
-      <w:r>
-        <w:rPr>
-          <w:rFonts w:hint="eastAsia"/>
-        </w:rPr>
-        <w:t>일반 의뢰 : 매일 정기적으로 사무소에 들어오는 의뢰</w:t>
+        <w:t xml:space="preserve">스토리 의뢰: 스토리가 함께 엮여 있는 의뢰로 보통 의뢰 스토리 의뢰가 </w:t>
+      </w:r>
+      <w:proofErr w:type="gramStart"/>
+      <w:r>
+        <w:rPr>
+          <w:rFonts w:hint="eastAsia"/>
+        </w:rPr>
+        <w:t>완료 되면</w:t>
+      </w:r>
+      <w:proofErr w:type="gramEnd"/>
+      <w:r>
+        <w:rPr>
+          <w:rFonts w:hint="eastAsia"/>
+        </w:rPr>
+        <w:t xml:space="preserve"> 다음 스토리의뢰가 나오는 식 </w:t>
+      </w:r>
+    </w:p>
+    <w:p/>
+    <w:p>
+      <w:r>
+        <w:rPr>
+          <w:rFonts w:hint="eastAsia"/>
+        </w:rPr>
+        <w:t xml:space="preserve">일반 </w:t>
+      </w:r>
+      <w:proofErr w:type="gramStart"/>
+      <w:r>
+        <w:rPr>
+          <w:rFonts w:hint="eastAsia"/>
+        </w:rPr>
+        <w:t>의뢰 :</w:t>
+      </w:r>
+      <w:proofErr w:type="gramEnd"/>
+      <w:r>
+        <w:rPr>
+          <w:rFonts w:hint="eastAsia"/>
+        </w:rPr>
+        <w:t xml:space="preserve"> 매일 정기적으로 사무소에 들어오는 의뢰</w:t>
       </w:r>
       <w:r>
         <w:rPr>
@@ -331,7 +423,21 @@
         <w:rPr>
           <w:rFonts w:hint="eastAsia"/>
         </w:rPr>
-        <w:t xml:space="preserve"> 랜덤하게 발생하는 이벤트로 결과에 따라 다른 보상을 준다, 이벤트 의뢰는 수주하지 않을 시 재발 될 수 있으며, 만약 수주했을 경우 대부분의 경우 재발하지 않는다</w:t>
+        <w:t xml:space="preserve"> 랜덤하게 발생하는 이벤트로 결과에 따라 다른 보상을 준다, 이벤트 의뢰는 수주하지 않을 시 </w:t>
+      </w:r>
+      <w:proofErr w:type="gramStart"/>
+      <w:r>
+        <w:rPr>
+          <w:rFonts w:hint="eastAsia"/>
+        </w:rPr>
+        <w:t>재발 될</w:t>
+      </w:r>
+      <w:proofErr w:type="gramEnd"/>
+      <w:r>
+        <w:rPr>
+          <w:rFonts w:hint="eastAsia"/>
+        </w:rPr>
+        <w:t xml:space="preserve"> 수 있으며, 만약 수주했을 경우 대부분의 경우 재발하지 않는다</w:t>
       </w:r>
       <w:r>
         <w:br/>
@@ -449,7 +555,21 @@
         <w:rPr>
           <w:rFonts w:hint="eastAsia"/>
         </w:rPr>
-        <w:t xml:space="preserve"> 근력 성장치가 130인 대신에 다른 성장치가 낮다 그렇기에 자크의 성장치는 기본 130 에 전사의 근력 성장치인 90에 더해 220이다</w:t>
+        <w:t xml:space="preserve"> 근력 성장치가 130인 대신에 다른 성장치가 낮다 그렇기에 자크의 성장치는 기본 </w:t>
+      </w:r>
+      <w:proofErr w:type="gramStart"/>
+      <w:r>
+        <w:rPr>
+          <w:rFonts w:hint="eastAsia"/>
+        </w:rPr>
+        <w:t>130 에</w:t>
+      </w:r>
+      <w:proofErr w:type="gramEnd"/>
+      <w:r>
+        <w:rPr>
+          <w:rFonts w:hint="eastAsia"/>
+        </w:rPr>
+        <w:t xml:space="preserve"> 전사의 근력 성장치인 90에 더해 220이다</w:t>
       </w:r>
     </w:p>
     <w:p/>
@@ -463,11 +583,6 @@
     </w:p>
     <w:p/>
     <w:p>
-      <w:pPr>
-        <w:rPr>
-          <w:rFonts w:hint="eastAsia"/>
-        </w:rPr>
-      </w:pPr>
       <w:proofErr w:type="spellStart"/>
       <w:r>
         <w:rPr>
@@ -485,11 +600,6 @@
     </w:p>
     <w:p/>
     <w:p>
-      <w:pPr>
-        <w:rPr>
-          <w:rFonts w:hint="eastAsia"/>
-        </w:rPr>
-      </w:pPr>
       <w:proofErr w:type="spellStart"/>
       <w:r>
         <w:rPr>
@@ -526,11 +636,6 @@
       </w:r>
     </w:p>
     <w:p>
-      <w:pPr>
-        <w:rPr>
-          <w:rFonts w:hint="eastAsia"/>
-        </w:rPr>
-      </w:pPr>
       <w:proofErr w:type="spellStart"/>
       <w:r>
         <w:rPr>
@@ -591,7 +696,78 @@
         <w:rPr>
           <w:rFonts w:hint="eastAsia"/>
         </w:rPr>
-        <w:t xml:space="preserve">전사 </w:t>
+        <w:t>투사</w:t>
+      </w:r>
+    </w:p>
+    <w:p/>
+    <w:p>
+      <w:r>
+        <w:rPr>
+          <w:rFonts w:hint="eastAsia"/>
+        </w:rPr>
+        <w:t>사수</w:t>
+      </w:r>
+    </w:p>
+    <w:p/>
+    <w:p>
+      <w:r>
+        <w:rPr>
+          <w:rFonts w:hint="eastAsia"/>
+        </w:rPr>
+        <w:t>마법사</w:t>
+      </w:r>
+    </w:p>
+    <w:p/>
+    <w:p>
+      <w:r>
+        <w:rPr>
+          <w:rFonts w:hint="eastAsia"/>
+        </w:rPr>
+        <w:t>사제</w:t>
+      </w:r>
+    </w:p>
+    <w:p/>
+    <w:p>
+      <w:r>
+        <w:rPr>
+          <w:rFonts w:hint="eastAsia"/>
+        </w:rPr>
+        <w:t>첩자</w:t>
+      </w:r>
+    </w:p>
+    <w:p/>
+    <w:p>
+      <w:r>
+        <w:rPr>
+          <w:rFonts w:hint="eastAsia"/>
+        </w:rPr>
+        <w:t>재주꾼</w:t>
+      </w:r>
+    </w:p>
+    <w:p/>
+    <w:p>
+      <w:r>
+        <w:rPr>
+          <w:rFonts w:hint="eastAsia"/>
+        </w:rPr>
+        <w:t xml:space="preserve">위 6가지가 </w:t>
+      </w:r>
+      <w:proofErr w:type="spellStart"/>
+      <w:r>
+        <w:rPr>
+          <w:rFonts w:hint="eastAsia"/>
+        </w:rPr>
+        <w:t>기본직업이고</w:t>
+      </w:r>
+      <w:proofErr w:type="spellEnd"/>
+      <w:r>
+        <w:rPr>
+          <w:rFonts w:hint="eastAsia"/>
+        </w:rPr>
+        <w:t xml:space="preserve"> 여기서 상위 직업으로 전직 가능</w:t>
+      </w:r>
+      <w:r>
+        <w:tab/>
       </w:r>
     </w:p>
     <w:p/>
@@ -605,85 +781,21 @@
         <w:rPr>
           <w:rFonts w:hint="eastAsia"/>
         </w:rPr>
-        <w:t>궁수</w:t>
-      </w:r>
-    </w:p>
-    <w:p>
-      <w:pPr>
-        <w:rPr>
-          <w:rFonts w:hint="eastAsia"/>
-        </w:rPr>
-      </w:pPr>
-    </w:p>
-    <w:p>
-      <w:r>
-        <w:rPr>
-          <w:rFonts w:hint="eastAsia"/>
-        </w:rPr>
-        <w:t>마법사</w:t>
-      </w:r>
-    </w:p>
-    <w:p/>
-    <w:p>
-      <w:r>
-        <w:rPr>
-          <w:rFonts w:hint="eastAsia"/>
-        </w:rPr>
-        <w:t>성직자</w:t>
-      </w:r>
-    </w:p>
-    <w:p/>
-    <w:p>
-      <w:pPr>
-        <w:rPr>
-          <w:rFonts w:hint="eastAsia"/>
-        </w:rPr>
-      </w:pPr>
-      <w:r>
-        <w:rPr>
-          <w:rFonts w:hint="eastAsia"/>
-        </w:rPr>
-        <w:t>도적</w:t>
-      </w:r>
-    </w:p>
-    <w:p/>
-    <w:p>
-      <w:r>
-        <w:rPr>
-          <w:rFonts w:hint="eastAsia"/>
-        </w:rPr>
-        <w:t>재주꾼</w:t>
-      </w:r>
-    </w:p>
-    <w:p/>
-    <w:p>
-      <w:pPr>
-        <w:rPr>
-          <w:rFonts w:hint="eastAsia"/>
-        </w:rPr>
-      </w:pPr>
-      <w:r>
-        <w:rPr>
-          <w:rFonts w:hint="eastAsia"/>
-        </w:rPr>
-        <w:t xml:space="preserve">위 6가지가 </w:t>
-      </w:r>
-      <w:proofErr w:type="spellStart"/>
-      <w:r>
-        <w:rPr>
-          <w:rFonts w:hint="eastAsia"/>
-        </w:rPr>
-        <w:t>기본직업이고</w:t>
-      </w:r>
-      <w:proofErr w:type="spellEnd"/>
-      <w:r>
-        <w:rPr>
-          <w:rFonts w:hint="eastAsia"/>
-        </w:rPr>
-        <w:t xml:space="preserve"> 여기서 상위 직업으로 전직 가능</w:t>
-      </w:r>
-      <w:r>
-        <w:tab/>
+        <w:t xml:space="preserve">직업은 직업 레벨이 따로 존재하며 10레벨이 최고 레벨로 </w:t>
+      </w:r>
+      <w:proofErr w:type="spellStart"/>
+      <w:r>
+        <w:rPr>
+          <w:rFonts w:hint="eastAsia"/>
+        </w:rPr>
+        <w:t>만렙시</w:t>
+      </w:r>
+      <w:proofErr w:type="spellEnd"/>
+      <w:r>
+        <w:rPr>
+          <w:rFonts w:hint="eastAsia"/>
+        </w:rPr>
+        <w:t xml:space="preserve"> 조건을 충족하는 상위 직업으로 전직 가능, 여러가지 직업 가질 수 있으며 직업 레벨이 올라 습득한 스킬은 다른 직업으로도 사용 가능, 다만 성장치는 현재 직업이 가진 성장치 보너스만 받을 수 있으나 직업 레벨을 10레벨을 찍은 경우 다른 직업으로 바꿔도 성장치 보너스가 유지됨</w:t>
       </w:r>
     </w:p>
     <w:sectPr>
